--- a/report/Final_Road_Accident_Analysis_Report.docx
+++ b/report/Final_Road_Accident_Analysis_Report.docx
@@ -2,6 +2,28 @@
 <file path=word/document.xml><?xml version="1.0" encoding="utf-8"?>
 <w:document xmlns:wpc="http://schemas.microsoft.com/office/word/2010/wordprocessingCanvas" xmlns:mo="http://schemas.microsoft.com/office/mac/office/2008/main" xmlns:mc="http://schemas.openxmlformats.org/markup-compatibility/2006" xmlns:mv="urn:schemas-microsoft-com:mac:vml" xmlns:o="urn:schemas-microsoft-com:office:office" xmlns:r="http://schemas.openxmlformats.org/officeDocument/2006/relationships" xmlns:m="http://schemas.openxmlformats.org/officeDocument/2006/math" xmlns:v="urn:schemas-microsoft-com:vml" xmlns:wp14="http://schemas.microsoft.com/office/word/2010/wordprocessingDrawing" xmlns:wp="http://schemas.openxmlformats.org/drawingml/2006/wordprocessingDrawing" xmlns:w10="urn:schemas-microsoft-com:office:word" xmlns:w="http://schemas.openxmlformats.org/wordprocessingml/2006/main" xmlns:w14="http://schemas.microsoft.com/office/word/2010/wordml" xmlns:wpg="http://schemas.microsoft.com/office/word/2010/wordprocessingGroup" xmlns:wpi="http://schemas.microsoft.com/office/word/2010/wordprocessingInk" xmlns:wne="http://schemas.microsoft.com/office/word/2006/wordml" xmlns:wps="http://schemas.microsoft.com/office/word/2010/wordprocessingShape" mc:Ignorable="w14 wp14">
   <w:body>
+    <w:p>
+      <w:r>
+        <w:t>PROJECT OF DATA VISUALIZATION</w:t>
+        <w:br/>
+        <w:t>DIV 1 | DVL 2 BATCH</w:t>
+        <w:br/>
+        <w:t>TOPIC: Smart Road Accident Hotspot Analysis &amp; Risk Prediction System</w:t>
+        <w:br/>
+        <w:t>GitHub: https://github.com/Makarand9106/Road-accident-hotspot-analysis</w:t>
+        <w:br/>
+        <w:br/>
+        <w:t>TEAM MEMBERS:</w:t>
+        <w:br/>
+        <w:t>• Krishiv Nair (MIS: 612415087)</w:t>
+        <w:br/>
+        <w:t>• Makarand Kulkarni (MIS: 612415092)</w:t>
+        <w:br/>
+        <w:t>• Siddhant Hemangire (MIS: 612415067)</w:t>
+        <w:br/>
+        <w:t>------------------------------------------------------------</w:t>
+      </w:r>
+    </w:p>
     <w:p>
       <w:pPr>
         <w:spacing w:before="0" w:after="80"/>

--- a/report/Final_Road_Accident_Analysis_Report.docx
+++ b/report/Final_Road_Accident_Analysis_Report.docx
@@ -3,66 +3,72 @@
 <w:document xmlns:wpc="http://schemas.microsoft.com/office/word/2010/wordprocessingCanvas" xmlns:mo="http://schemas.microsoft.com/office/mac/office/2008/main" xmlns:mc="http://schemas.openxmlformats.org/markup-compatibility/2006" xmlns:mv="urn:schemas-microsoft-com:mac:vml" xmlns:o="urn:schemas-microsoft-com:office:office" xmlns:r="http://schemas.openxmlformats.org/officeDocument/2006/relationships" xmlns:m="http://schemas.openxmlformats.org/officeDocument/2006/math" xmlns:v="urn:schemas-microsoft-com:vml" xmlns:wp14="http://schemas.microsoft.com/office/word/2010/wordprocessingDrawing" xmlns:wp="http://schemas.openxmlformats.org/drawingml/2006/wordprocessingDrawing" xmlns:w10="urn:schemas-microsoft-com:office:word" xmlns:w="http://schemas.openxmlformats.org/wordprocessingml/2006/main" xmlns:w14="http://schemas.microsoft.com/office/word/2010/wordml" xmlns:wpg="http://schemas.microsoft.com/office/word/2010/wordprocessingGroup" xmlns:wpi="http://schemas.microsoft.com/office/word/2010/wordprocessingInk" xmlns:wne="http://schemas.microsoft.com/office/word/2006/wordml" xmlns:wps="http://schemas.microsoft.com/office/word/2010/wordprocessingShape" mc:Ignorable="w14 wp14">
   <w:body>
     <w:p>
+      <w:pPr>
+        <w:spacing w:after="240"/>
+      </w:pPr>
       <w:r>
+        <w:rPr>
+          <w:b/>
+        </w:rPr>
         <w:t>PROJECT OF DATA VISUALIZATION</w:t>
-        <w:br/>
-        <w:t>DIV 1 | DVL 2 BATCH</w:t>
-        <w:br/>
-        <w:t>TOPIC: Smart Road Accident Hotspot Analysis &amp; Risk Prediction System</w:t>
-        <w:br/>
-        <w:t>GitHub: https://github.com/Makarand9106/Road-accident-hotspot-analysis</w:t>
-        <w:br/>
-        <w:br/>
-        <w:t>TEAM MEMBERS:</w:t>
-        <w:br/>
-        <w:t>• Krishiv Nair (MIS: 612415087)</w:t>
-        <w:br/>
-        <w:t>• Makarand Kulkarni (MIS: 612415092)</w:t>
-        <w:br/>
-        <w:t>• Siddhant Hemangire (MIS: 612415067)</w:t>
-        <w:br/>
-        <w:t>------------------------------------------------------------</w:t>
+        <w:tab/>
+        <w:tab/>
+        <w:tab/>
+        <w:tab/>
+        <w:t>Div1 DVL2 Batch</w:t>
       </w:r>
     </w:p>
     <w:p>
       <w:pPr>
-        <w:spacing w:before="0" w:after="80"/>
+        <w:jc w:val="center"/>
       </w:pPr>
       <w:r>
         <w:rPr>
-          <w:rFonts w:ascii="Arial" w:hAnsi="Arial"/>
           <w:b/>
-          <w:color w:val="0F1E3C"/>
-          <w:sz w:val="44"/>
+          <w:sz w:val="36"/>
         </w:rPr>
-        <w:t>Smart Road Accident Hotspot Analysis &amp; Risk Prediction</w:t>
+        <w:t>Smart Road Accident Hotspot Analysis &amp; Risk Prediction System</w:t>
       </w:r>
     </w:p>
     <w:p>
       <w:pPr>
-        <w:spacing w:after="360"/>
+        <w:spacing w:after="320"/>
+        <w:jc w:val="center"/>
       </w:pPr>
       <w:r>
-        <w:rPr>
-          <w:rFonts w:ascii="Arial" w:hAnsi="Arial"/>
-          <w:i/>
-          <w:color w:val="646E7D"/>
-          <w:sz w:val="22"/>
-        </w:rPr>
-        <w:t>Comprehensive Technical &amp; Analytical Executive Report | UK STATS19 (2021–2025)</w:t>
+        <w:t>Final Technical &amp; Analytical Project Report</w:t>
       </w:r>
     </w:p>
     <w:p>
       <w:pPr>
-        <w:pStyle w:val="Heading1"/>
+        <w:spacing w:after="400"/>
       </w:pPr>
       <w:r>
-        <w:t>1. Executive Summary</w:t>
+        <w:rPr>
+          <w:b/>
+        </w:rPr>
+        <w:t>Submitted by:</w:t>
+        <w:br/>
+      </w:r>
+      <w:r>
+        <w:t>• Krishiv Nair (MIS: 612415087)</w:t>
+        <w:br/>
+      </w:r>
+      <w:r>
+        <w:t>• Makarand Kulkarni (MIS: 612415092)</w:t>
+        <w:br/>
+      </w:r>
+      <w:r>
+        <w:t>• Siddhant Hemangire (MIS: 612415067)</w:t>
+        <w:br/>
+      </w:r>
+      <w:r>
+        <w:t>GitHub: https://github.com/Makarand9106/Road-accident-hotspot-analysis</w:t>
       </w:r>
     </w:p>
     <w:p>
       <w:r>
-        <w:t>Road traffic collisions represent one of the primary global causes of preventable trauma and economic loss. The Smart Road Accident Hotspot Analysis and Risk Prediction System is an end-to-end data analytics and predictive platform designed to help civil engineers, transport authorities, and emergency services transition from reactive accident response to proactive, targeted hazard prevention.</w:t>
+        <w:t>--------------------------------------------------------------------------------</w:t>
       </w:r>
     </w:p>
     <w:p>
@@ -70,51 +76,8 @@
         <w:t>By harmonizing five continuous years (2021–2025) of official UK Department for Transport (STATS19) records, the system combines unsupervised spatial clustering (DBSCAN in metric British National Grid coordinates) with explainable supervised classification (Balanced Logistic Regression) to identify systemic infrastructure blackspots and isolate the primary physical determinants of severe trauma.</w:t>
       </w:r>
     </w:p>
-    <w:tbl>
-      <w:tblPr>
-        <w:tblW w:type="auto" w:w="0"/>
-        <w:jc w:val="center"/>
-        <w:tblLook w:firstColumn="1" w:firstRow="1" w:lastColumn="0" w:lastRow="0" w:noHBand="0" w:noVBand="1" w:val="04A0"/>
-      </w:tblPr>
-      <w:tblGrid>
-        <w:gridCol w:w="9360"/>
-      </w:tblGrid>
-      <w:tr>
-        <w:tc>
-          <w:tcPr>
-            <w:tcW w:type="dxa" w:w="9360"/>
-            <w:shd w:val="clear" w:color="auto" w:fill="F0F4F8"/>
-          </w:tcPr>
-          <w:p>
-            <w:pPr>
-              <w:spacing w:before="80" w:after="80"/>
-            </w:pPr>
-            <w:r>
-              <w:rPr>
-                <w:b/>
-                <w:color w:val="005096"/>
-              </w:rPr>
-              <w:t xml:space="preserve">[CORE PRINCIPLE] </w:t>
-            </w:r>
-            <w:r>
-              <w:rPr>
-                <w:sz w:val="20"/>
-              </w:rPr>
-              <w:t>Road traffic fatalities are not unpredictable accidents; they are systematically patterned events governed by junction geometry, ambient lighting conditions, vehicle vulnerability, and speed physics.</w:t>
-            </w:r>
-          </w:p>
-        </w:tc>
-      </w:tr>
-    </w:tbl>
+    <w:p/>
     <w:p>
-      <w:pPr>
-        <w:spacing w:after="80"/>
-      </w:pPr>
-    </w:p>
-    <w:p>
-      <w:pPr>
-        <w:pStyle w:val="Heading1"/>
-      </w:pPr>
       <w:r>
         <w:t>2. Dataset Scale &amp; System Architecture</w:t>
       </w:r>
@@ -124,255 +87,13 @@
         <w:t>The operational database and analytics pipeline integrate records across three normalized levels of cardinality:</w:t>
       </w:r>
     </w:p>
-    <w:tbl>
-      <w:tblPr>
-        <w:tblW w:type="auto" w:w="0"/>
-        <w:jc w:val="center"/>
-        <w:tblLook w:firstColumn="1" w:firstRow="1" w:lastColumn="0" w:lastRow="0" w:noHBand="0" w:noVBand="1" w:val="04A0"/>
-      </w:tblPr>
-      <w:tblGrid>
-        <w:gridCol w:w="3120"/>
-        <w:gridCol w:w="3120"/>
-        <w:gridCol w:w="3120"/>
-      </w:tblGrid>
-      <w:tr>
-        <w:tc>
-          <w:tcPr>
-            <w:tcW w:type="dxa" w:w="3120"/>
-            <w:shd w:val="clear" w:color="auto" w:fill="1E293B"/>
-          </w:tcPr>
-          <w:p>
-            <w:r>
-              <w:rPr>
-                <w:b/>
-                <w:color w:val="FFFFFF"/>
-                <w:sz w:val="20"/>
-              </w:rPr>
-              <w:t>Domain / Table</w:t>
-            </w:r>
-          </w:p>
-        </w:tc>
-        <w:tc>
-          <w:tcPr>
-            <w:tcW w:type="dxa" w:w="3120"/>
-            <w:shd w:val="clear" w:color="auto" w:fill="1E293B"/>
-          </w:tcPr>
-          <w:p>
-            <w:r>
-              <w:rPr>
-                <w:b/>
-                <w:color w:val="FFFFFF"/>
-                <w:sz w:val="20"/>
-              </w:rPr>
-              <w:t>Volume (Records)</w:t>
-            </w:r>
-          </w:p>
-        </w:tc>
-        <w:tc>
-          <w:tcPr>
-            <w:tcW w:type="dxa" w:w="3120"/>
-            <w:shd w:val="clear" w:color="auto" w:fill="1E293B"/>
-          </w:tcPr>
-          <w:p>
-            <w:r>
-              <w:rPr>
-                <w:b/>
-                <w:color w:val="FFFFFF"/>
-                <w:sz w:val="20"/>
-              </w:rPr>
-              <w:t>Scope &amp; Description</w:t>
-            </w:r>
-          </w:p>
-        </w:tc>
-      </w:tr>
-      <w:tr>
-        <w:tc>
-          <w:tcPr>
-            <w:tcW w:type="dxa" w:w="3120"/>
-            <w:shd w:val="clear" w:color="auto" w:fill="F8FAFC"/>
-          </w:tcPr>
-          <w:p>
-            <w:r>
-              <w:rPr>
-                <w:sz w:val="19"/>
-              </w:rPr>
-              <w:t>Accidents (accident)</w:t>
-            </w:r>
-          </w:p>
-        </w:tc>
-        <w:tc>
-          <w:tcPr>
-            <w:tcW w:type="dxa" w:w="3120"/>
-            <w:shd w:val="clear" w:color="auto" w:fill="F8FAFC"/>
-          </w:tcPr>
-          <w:p>
-            <w:r>
-              <w:rPr>
-                <w:sz w:val="19"/>
-              </w:rPr>
-              <w:t>100,000</w:t>
-            </w:r>
-          </w:p>
-        </w:tc>
-        <w:tc>
-          <w:tcPr>
-            <w:tcW w:type="dxa" w:w="3120"/>
-            <w:shd w:val="clear" w:color="auto" w:fill="F8FAFC"/>
-          </w:tcPr>
-          <w:p>
-            <w:r>
-              <w:rPr>
-                <w:sz w:val="19"/>
-              </w:rPr>
-              <w:t>Cleaned, validated UK collisions (2021–2025) with spatial BNG coords.</w:t>
-            </w:r>
-          </w:p>
-        </w:tc>
-      </w:tr>
-      <w:tr>
-        <w:tc>
-          <w:tcPr>
-            <w:tcW w:type="dxa" w:w="3120"/>
-          </w:tcPr>
-          <w:p>
-            <w:r>
-              <w:rPr>
-                <w:sz w:val="19"/>
-              </w:rPr>
-              <w:t>Vehicles (vehicle)</w:t>
-            </w:r>
-          </w:p>
-        </w:tc>
-        <w:tc>
-          <w:tcPr>
-            <w:tcW w:type="dxa" w:w="3120"/>
-          </w:tcPr>
-          <w:p>
-            <w:r>
-              <w:rPr>
-                <w:sz w:val="19"/>
-              </w:rPr>
-              <w:t>183,908</w:t>
-            </w:r>
-          </w:p>
-        </w:tc>
-        <w:tc>
-          <w:tcPr>
-            <w:tcW w:type="dxa" w:w="3120"/>
-          </w:tcPr>
-          <w:p>
-            <w:r>
-              <w:rPr>
-                <w:sz w:val="19"/>
-              </w:rPr>
-              <w:t>Individual vehicles involved (type, driver sex/age band, manoeuvre).</w:t>
-            </w:r>
-          </w:p>
-        </w:tc>
-      </w:tr>
-      <w:tr>
-        <w:tc>
-          <w:tcPr>
-            <w:tcW w:type="dxa" w:w="3120"/>
-            <w:shd w:val="clear" w:color="auto" w:fill="F8FAFC"/>
-          </w:tcPr>
-          <w:p>
-            <w:r>
-              <w:rPr>
-                <w:sz w:val="19"/>
-              </w:rPr>
-              <w:t>Casualties (casualty)</w:t>
-            </w:r>
-          </w:p>
-        </w:tc>
-        <w:tc>
-          <w:tcPr>
-            <w:tcW w:type="dxa" w:w="3120"/>
-            <w:shd w:val="clear" w:color="auto" w:fill="F8FAFC"/>
-          </w:tcPr>
-          <w:p>
-            <w:r>
-              <w:rPr>
-                <w:sz w:val="19"/>
-              </w:rPr>
-              <w:t>130,370</w:t>
-            </w:r>
-          </w:p>
-        </w:tc>
-        <w:tc>
-          <w:tcPr>
-            <w:tcW w:type="dxa" w:w="3120"/>
-            <w:shd w:val="clear" w:color="auto" w:fill="F8FAFC"/>
-          </w:tcPr>
-          <w:p>
-            <w:r>
-              <w:rPr>
-                <w:sz w:val="19"/>
-              </w:rPr>
-              <w:t>Injured victims (demographics, casualty class, injury severity).</w:t>
-            </w:r>
-          </w:p>
-        </w:tc>
-      </w:tr>
-      <w:tr>
-        <w:tc>
-          <w:tcPr>
-            <w:tcW w:type="dxa" w:w="3120"/>
-          </w:tcPr>
-          <w:p>
-            <w:r>
-              <w:rPr>
-                <w:sz w:val="19"/>
-              </w:rPr>
-              <w:t>Spatial Hotspots (hotspot)</w:t>
-            </w:r>
-          </w:p>
-        </w:tc>
-        <w:tc>
-          <w:tcPr>
-            <w:tcW w:type="dxa" w:w="3120"/>
-          </w:tcPr>
-          <w:p>
-            <w:r>
-              <w:rPr>
-                <w:sz w:val="19"/>
-              </w:rPr>
-              <w:t>705</w:t>
-            </w:r>
-          </w:p>
-        </w:tc>
-        <w:tc>
-          <w:tcPr>
-            <w:tcW w:type="dxa" w:w="3120"/>
-          </w:tcPr>
-          <w:p>
-            <w:r>
-              <w:rPr>
-                <w:sz w:val="19"/>
-              </w:rPr>
-              <w:t>Validated high-risk clusters identified via DBSCAN spatial clustering.</w:t>
-            </w:r>
-          </w:p>
-        </w:tc>
-      </w:tr>
-    </w:tbl>
+    <w:p/>
     <w:p>
-      <w:pPr>
-        <w:spacing w:after="160"/>
-      </w:pPr>
-    </w:p>
-    <w:p>
-      <w:pPr>
-        <w:pStyle w:val="Heading1"/>
-      </w:pPr>
       <w:r>
         <w:t>3. Key Empirical Findings from Visual Analytics</w:t>
       </w:r>
     </w:p>
     <w:p>
-      <w:pPr>
-        <w:pStyle w:val="Heading2"/>
-      </w:pPr>
       <w:r>
         <w:t>3.1 The Exposure vs. Lethality Paradox</w:t>
       </w:r>
@@ -387,9 +108,6 @@
       </w:r>
     </w:p>
     <w:p>
-      <w:pPr>
-        <w:pStyle w:val="Heading2"/>
-      </w:pPr>
       <w:r>
         <w:t>3.2 The Darkness Multiplier (Environmental Analysis)</w:t>
       </w:r>
@@ -400,9 +118,6 @@
       </w:r>
     </w:p>
     <w:p>
-      <w:pPr>
-        <w:pStyle w:val="Heading2"/>
-      </w:pPr>
       <w:r>
         <w:t>3.3 Kinetic Energy &amp; Speed Limit Scaling</w:t>
       </w:r>
@@ -421,9 +136,6 @@
       </w:r>
     </w:p>
     <w:p>
-      <w:pPr>
-        <w:pStyle w:val="Heading2"/>
-      </w:pPr>
       <w:r>
         <w:t>3.4 Vulnerable Road User (VRU) Disproportionality</w:t>
       </w:r>
@@ -434,9 +146,6 @@
       </w:r>
     </w:p>
     <w:p>
-      <w:pPr>
-        <w:pStyle w:val="Heading1"/>
-      </w:pPr>
       <w:r>
         <w:t>4. Spatial Clustering Methodology (DBSCAN)</w:t>
       </w:r>
@@ -453,9 +162,6 @@
       </w:r>
     </w:p>
     <w:p>
-      <w:pPr>
-        <w:pStyle w:val="Heading1"/>
-      </w:pPr>
       <w:r>
         <w:t>5. Severity Prediction Model Formulation</w:t>
       </w:r>
@@ -472,253 +178,14 @@
       </w:r>
     </w:p>
     <w:p>
-      <w:pPr>
-        <w:pStyle w:val="Heading1"/>
-      </w:pPr>
       <w:r>
         <w:t>6. Strategic Recommendations &amp; Action Plan</w:t>
       </w:r>
     </w:p>
-    <w:tbl>
-      <w:tblPr>
-        <w:tblW w:type="auto" w:w="0"/>
-        <w:jc w:val="center"/>
-        <w:tblLook w:firstColumn="1" w:firstRow="1" w:lastColumn="0" w:lastRow="0" w:noHBand="0" w:noVBand="1" w:val="04A0"/>
-      </w:tblPr>
-      <w:tblGrid>
-        <w:gridCol w:w="3120"/>
-        <w:gridCol w:w="3120"/>
-        <w:gridCol w:w="3120"/>
-      </w:tblGrid>
-      <w:tr>
-        <w:tc>
-          <w:tcPr>
-            <w:tcW w:type="dxa" w:w="3120"/>
-            <w:shd w:val="clear" w:color="auto" w:fill="1E293B"/>
-          </w:tcPr>
-          <w:p>
-            <w:r>
-              <w:rPr>
-                <w:b/>
-                <w:color w:val="FFFFFF"/>
-                <w:sz w:val="20"/>
-              </w:rPr>
-              <w:t>Priority Tier</w:t>
-            </w:r>
-          </w:p>
-        </w:tc>
-        <w:tc>
-          <w:tcPr>
-            <w:tcW w:type="dxa" w:w="3120"/>
-            <w:shd w:val="clear" w:color="auto" w:fill="1E293B"/>
-          </w:tcPr>
-          <w:p>
-            <w:r>
-              <w:rPr>
-                <w:b/>
-                <w:color w:val="FFFFFF"/>
-                <w:sz w:val="20"/>
-              </w:rPr>
-              <w:t>Policy / Engineering Action</w:t>
-            </w:r>
-          </w:p>
-        </w:tc>
-        <w:tc>
-          <w:tcPr>
-            <w:tcW w:type="dxa" w:w="3120"/>
-            <w:shd w:val="clear" w:color="auto" w:fill="1E293B"/>
-          </w:tcPr>
-          <w:p>
-            <w:r>
-              <w:rPr>
-                <w:b/>
-                <w:color w:val="FFFFFF"/>
-                <w:sz w:val="20"/>
-              </w:rPr>
-              <w:t>Target Location &amp; Expected Impact</w:t>
-            </w:r>
-          </w:p>
-        </w:tc>
-      </w:tr>
-      <w:tr>
-        <w:tc>
-          <w:tcPr>
-            <w:tcW w:type="dxa" w:w="3120"/>
-            <w:shd w:val="clear" w:color="auto" w:fill="F8FAFC"/>
-          </w:tcPr>
-          <w:p>
-            <w:r>
-              <w:rPr>
-                <w:sz w:val="19"/>
-              </w:rPr>
-              <w:t>Priority 1</w:t>
-            </w:r>
-          </w:p>
-        </w:tc>
-        <w:tc>
-          <w:tcPr>
-            <w:tcW w:type="dxa" w:w="3120"/>
-            <w:shd w:val="clear" w:color="auto" w:fill="F8FAFC"/>
-          </w:tcPr>
-          <w:p>
-            <w:r>
-              <w:rPr>
-                <w:sz w:val="19"/>
-              </w:rPr>
-              <w:t>Targeted Hotspot Engineering: Anti-skid resurfacing, clear junction sightlines, automated speed/red-light cameras.</w:t>
-            </w:r>
-          </w:p>
-        </w:tc>
-        <w:tc>
-          <w:tcPr>
-            <w:tcW w:type="dxa" w:w="3120"/>
-            <w:shd w:val="clear" w:color="auto" w:fill="F8FAFC"/>
-          </w:tcPr>
-          <w:p>
-            <w:r>
-              <w:rPr>
-                <w:sz w:val="19"/>
-              </w:rPr>
-              <w:t>Top 705 DBSCAN clusters (multi-lane roundabouts &amp; merges). Directly mitigates 13%+ of recurring national trauma.</w:t>
-            </w:r>
-          </w:p>
-        </w:tc>
-      </w:tr>
-      <w:tr>
-        <w:tc>
-          <w:tcPr>
-            <w:tcW w:type="dxa" w:w="3120"/>
-          </w:tcPr>
-          <w:p>
-            <w:r>
-              <w:rPr>
-                <w:sz w:val="19"/>
-              </w:rPr>
-              <w:t>Priority 2</w:t>
-            </w:r>
-          </w:p>
-        </w:tc>
-        <w:tc>
-          <w:tcPr>
-            <w:tcW w:type="dxa" w:w="3120"/>
-          </w:tcPr>
-          <w:p>
-            <w:r>
-              <w:rPr>
-                <w:sz w:val="19"/>
-              </w:rPr>
-              <w:t>Single Carriageway Speed &amp; Median Barriers: Center rumble strips and speed limit reviews.</w:t>
-            </w:r>
-          </w:p>
-        </w:tc>
-        <w:tc>
-          <w:tcPr>
-            <w:tcW w:type="dxa" w:w="3120"/>
-          </w:tcPr>
-          <w:p>
-            <w:r>
-              <w:rPr>
-                <w:sz w:val="19"/>
-              </w:rPr>
-              <w:t>60 mph unseparated rural single carriageways. Prevents head-on impacts, addressing the 4.4x fatality multiplier.</w:t>
-            </w:r>
-          </w:p>
-        </w:tc>
-      </w:tr>
-      <w:tr>
-        <w:tc>
-          <w:tcPr>
-            <w:tcW w:type="dxa" w:w="3120"/>
-            <w:shd w:val="clear" w:color="auto" w:fill="F8FAFC"/>
-          </w:tcPr>
-          <w:p>
-            <w:r>
-              <w:rPr>
-                <w:sz w:val="19"/>
-              </w:rPr>
-              <w:t>Priority 3</w:t>
-            </w:r>
-          </w:p>
-        </w:tc>
-        <w:tc>
-          <w:tcPr>
-            <w:tcW w:type="dxa" w:w="3120"/>
-            <w:shd w:val="clear" w:color="auto" w:fill="F8FAFC"/>
-          </w:tcPr>
-          <w:p>
-            <w:r>
-              <w:rPr>
-                <w:sz w:val="19"/>
-              </w:rPr>
-              <w:t>Active Illumination Upgrades: Smart LED street lighting and high-reflectivity road studs.</w:t>
-            </w:r>
-          </w:p>
-        </w:tc>
-        <w:tc>
-          <w:tcPr>
-            <w:tcW w:type="dxa" w:w="3120"/>
-            <w:shd w:val="clear" w:color="auto" w:fill="F8FAFC"/>
-          </w:tcPr>
-          <w:p>
-            <w:r>
-              <w:rPr>
-                <w:sz w:val="19"/>
-              </w:rPr>
-              <w:t>High-speed corridors with darkness severe rate &gt;30%. Mitigates the +50.7% darkness penalty.</w:t>
-            </w:r>
-          </w:p>
-        </w:tc>
-      </w:tr>
-      <w:tr>
-        <w:tc>
-          <w:tcPr>
-            <w:tcW w:type="dxa" w:w="3120"/>
-          </w:tcPr>
-          <w:p>
-            <w:r>
-              <w:rPr>
-                <w:sz w:val="19"/>
-              </w:rPr>
-              <w:t>Priority 4</w:t>
-            </w:r>
-          </w:p>
-        </w:tc>
-        <w:tc>
-          <w:tcPr>
-            <w:tcW w:type="dxa" w:w="3120"/>
-          </w:tcPr>
-          <w:p>
-            <w:r>
-              <w:rPr>
-                <w:sz w:val="19"/>
-              </w:rPr>
-              <w:t>Vulnerable Road User Segregation: Physically separated cycleways and Dutch-style roundabouts.</w:t>
-            </w:r>
-          </w:p>
-        </w:tc>
-        <w:tc>
-          <w:tcPr>
-            <w:tcW w:type="dxa" w:w="3120"/>
-          </w:tcPr>
-          <w:p>
-            <w:r>
-              <w:rPr>
-                <w:sz w:val="19"/>
-              </w:rPr>
-              <w:t>Dense urban intersections. Shields motorcyclists and cyclists who carry over 80% of hospitalization burden.</w:t>
-            </w:r>
-          </w:p>
-        </w:tc>
-      </w:tr>
-    </w:tbl>
-    <w:p>
-      <w:pPr>
-        <w:spacing w:after="240"/>
-      </w:pPr>
-    </w:p>
+    <w:p/>
     <w:sectPr>
       <w:pgSz w:w="12240" w:h="15840"/>
-      <w:pgMar w:top="1440" w:right="1440" w:bottom="1440" w:left="1440" w:header="720" w:footer="720" w:gutter="0"/>
+      <w:pgMar w:top="1440" w:right="1800" w:bottom="1440" w:left="1800" w:header="720" w:footer="720" w:gutter="0"/>
       <w:cols w:space="720"/>
       <w:docGrid w:linePitch="360"/>
     </w:sectPr>
@@ -1152,7 +619,7 @@
       <w:rFonts w:asciiTheme="majorHAnsi" w:eastAsiaTheme="majorEastAsia" w:hAnsiTheme="majorHAnsi" w:cstheme="majorBidi"/>
       <w:b/>
       <w:bCs/>
-      <w:color w:val="0F1E3C"/>
+      <w:color w:val="365F91" w:themeColor="accent1" w:themeShade="BF"/>
       <w:sz w:val="28"/>
       <w:szCs w:val="28"/>
     </w:rPr>
